--- a/Backend/Director_Disclosure/Output_Disclosures/2024-25/YAN_ADVISORY_SERVICES_PRIVATE_LIMITED/DIR-8/DIR8_RAVI_KAPOOR_00003847.docx
+++ b/Backend/Director_Disclosure/Output_Disclosures/2024-25/YAN_ADVISORY_SERVICES_PRIVATE_LIMITED/DIR-8/DIR8_RAVI_KAPOOR_00003847.docx
@@ -542,6 +542,76 @@
                 <w:b w:val="0"/>
                 <w:sz w:val="23"/>
               </w:rPr>
+              <w:t>SURAJKIRAN RENEWABLE RESOURCES LIMITED</w:t>
+            </w:r>
+          </w:p>
+        </w:tc>
+        <w:tc>
+          <w:tcPr>
+            <w:tcW w:type="dxa" w:w="2610"/>
+          </w:tcPr>
+          <w:p>
+            <w:pPr>
+              <w:spacing w:after="0"/>
+              <w:jc w:val="center"/>
+            </w:pPr>
+            <w:r>
+              <w:rPr>
+                <w:rFonts w:ascii="Adani" w:hAnsi="Adani" w:eastAsia="Adani" w:cs="Adani"/>
+                <w:b w:val="0"/>
+                <w:sz w:val="23"/>
+              </w:rPr>
+              <w:t>22/02/2022</w:t>
+            </w:r>
+          </w:p>
+        </w:tc>
+        <w:tc>
+          <w:tcPr>
+            <w:tcW w:type="dxa" w:w="2250"/>
+          </w:tcPr>
+          <w:p>
+            <w:pPr>
+              <w:spacing w:after="0"/>
+              <w:jc w:val="center"/>
+            </w:pPr>
+          </w:p>
+        </w:tc>
+      </w:tr>
+      <w:tr>
+        <w:tc>
+          <w:tcPr>
+            <w:tcW w:type="dxa" w:w="636"/>
+          </w:tcPr>
+          <w:p>
+            <w:pPr>
+              <w:spacing w:after="0"/>
+              <w:ind w:left="360"/>
+            </w:pPr>
+            <w:r>
+              <w:rPr>
+                <w:rFonts w:ascii="Adani" w:hAnsi="Adani" w:eastAsia="Adani" w:cs="Adani"/>
+                <w:b w:val="0"/>
+                <w:sz w:val="23"/>
+              </w:rPr>
+              <w:t>5</w:t>
+            </w:r>
+          </w:p>
+        </w:tc>
+        <w:tc>
+          <w:tcPr>
+            <w:tcW w:type="dxa" w:w="3864"/>
+          </w:tcPr>
+          <w:p>
+            <w:pPr>
+              <w:spacing w:after="0"/>
+              <w:jc w:val="both"/>
+            </w:pPr>
+            <w:r>
+              <w:rPr>
+                <w:rFonts w:ascii="Adani" w:hAnsi="Adani" w:eastAsia="Adani" w:cs="Adani"/>
+                <w:b w:val="0"/>
+                <w:sz w:val="23"/>
+              </w:rPr>
               <w:t>YAN ADVISORY SERVICES LLP</w:t>
             </w:r>
           </w:p>
@@ -593,7 +663,7 @@
                 <w:b w:val="0"/>
                 <w:sz w:val="23"/>
               </w:rPr>
-              <w:t>5</w:t>
+              <w:t>6</w:t>
             </w:r>
           </w:p>
         </w:tc>
@@ -663,7 +733,77 @@
                 <w:b w:val="0"/>
                 <w:sz w:val="23"/>
               </w:rPr>
-              <w:t>6</w:t>
+              <w:t>7</w:t>
+            </w:r>
+          </w:p>
+        </w:tc>
+        <w:tc>
+          <w:tcPr>
+            <w:tcW w:type="dxa" w:w="3864"/>
+          </w:tcPr>
+          <w:p>
+            <w:pPr>
+              <w:spacing w:after="0"/>
+              <w:jc w:val="both"/>
+            </w:pPr>
+            <w:r>
+              <w:rPr>
+                <w:rFonts w:ascii="Adani" w:hAnsi="Adani" w:eastAsia="Adani" w:cs="Adani"/>
+                <w:b w:val="0"/>
+                <w:sz w:val="23"/>
+              </w:rPr>
+              <w:t>ADANI GREEN ENERGY (UP) LIMITED</w:t>
+            </w:r>
+          </w:p>
+        </w:tc>
+        <w:tc>
+          <w:tcPr>
+            <w:tcW w:type="dxa" w:w="2610"/>
+          </w:tcPr>
+          <w:p>
+            <w:pPr>
+              <w:spacing w:after="0"/>
+              <w:jc w:val="center"/>
+            </w:pPr>
+            <w:r>
+              <w:rPr>
+                <w:rFonts w:ascii="Adani" w:hAnsi="Adani" w:eastAsia="Adani" w:cs="Adani"/>
+                <w:b w:val="0"/>
+                <w:sz w:val="23"/>
+              </w:rPr>
+              <w:t>31/03/2021</w:t>
+            </w:r>
+          </w:p>
+        </w:tc>
+        <w:tc>
+          <w:tcPr>
+            <w:tcW w:type="dxa" w:w="2250"/>
+          </w:tcPr>
+          <w:p>
+            <w:pPr>
+              <w:spacing w:after="0"/>
+              <w:jc w:val="center"/>
+            </w:pPr>
+          </w:p>
+        </w:tc>
+      </w:tr>
+      <w:tr>
+        <w:tc>
+          <w:tcPr>
+            <w:tcW w:type="dxa" w:w="636"/>
+          </w:tcPr>
+          <w:p>
+            <w:pPr>
+              <w:spacing w:after="0"/>
+              <w:ind w:left="360"/>
+            </w:pPr>
+            <w:r>
+              <w:rPr>
+                <w:rFonts w:ascii="Adani" w:hAnsi="Adani" w:eastAsia="Adani" w:cs="Adani"/>
+                <w:b w:val="0"/>
+                <w:sz w:val="23"/>
+              </w:rPr>
+              <w:t>8</w:t>
             </w:r>
           </w:p>
         </w:tc>
@@ -733,7 +873,7 @@
                 <w:b w:val="0"/>
                 <w:sz w:val="23"/>
               </w:rPr>
-              <w:t>7</w:t>
+              <w:t>9</w:t>
             </w:r>
           </w:p>
         </w:tc>
@@ -772,146 +912,6 @@
                 <w:sz w:val="23"/>
               </w:rPr>
               <w:t>31/03/2021</w:t>
-            </w:r>
-          </w:p>
-        </w:tc>
-        <w:tc>
-          <w:tcPr>
-            <w:tcW w:type="dxa" w:w="2250"/>
-          </w:tcPr>
-          <w:p>
-            <w:pPr>
-              <w:spacing w:after="0"/>
-              <w:jc w:val="center"/>
-            </w:pPr>
-          </w:p>
-        </w:tc>
-      </w:tr>
-      <w:tr>
-        <w:tc>
-          <w:tcPr>
-            <w:tcW w:type="dxa" w:w="636"/>
-          </w:tcPr>
-          <w:p>
-            <w:pPr>
-              <w:spacing w:after="0"/>
-              <w:ind w:left="360"/>
-            </w:pPr>
-            <w:r>
-              <w:rPr>
-                <w:rFonts w:ascii="Adani" w:hAnsi="Adani" w:eastAsia="Adani" w:cs="Adani"/>
-                <w:b w:val="0"/>
-                <w:sz w:val="23"/>
-              </w:rPr>
-              <w:t>8</w:t>
-            </w:r>
-          </w:p>
-        </w:tc>
-        <w:tc>
-          <w:tcPr>
-            <w:tcW w:type="dxa" w:w="3864"/>
-          </w:tcPr>
-          <w:p>
-            <w:pPr>
-              <w:spacing w:after="0"/>
-              <w:jc w:val="both"/>
-            </w:pPr>
-            <w:r>
-              <w:rPr>
-                <w:rFonts w:ascii="Adani" w:hAnsi="Adani" w:eastAsia="Adani" w:cs="Adani"/>
-                <w:b w:val="0"/>
-                <w:sz w:val="23"/>
-              </w:rPr>
-              <w:t>ADANI GREEN ENERGY (UP) LIMITED</w:t>
-            </w:r>
-          </w:p>
-        </w:tc>
-        <w:tc>
-          <w:tcPr>
-            <w:tcW w:type="dxa" w:w="2610"/>
-          </w:tcPr>
-          <w:p>
-            <w:pPr>
-              <w:spacing w:after="0"/>
-              <w:jc w:val="center"/>
-            </w:pPr>
-            <w:r>
-              <w:rPr>
-                <w:rFonts w:ascii="Adani" w:hAnsi="Adani" w:eastAsia="Adani" w:cs="Adani"/>
-                <w:b w:val="0"/>
-                <w:sz w:val="23"/>
-              </w:rPr>
-              <w:t>31/03/2021</w:t>
-            </w:r>
-          </w:p>
-        </w:tc>
-        <w:tc>
-          <w:tcPr>
-            <w:tcW w:type="dxa" w:w="2250"/>
-          </w:tcPr>
-          <w:p>
-            <w:pPr>
-              <w:spacing w:after="0"/>
-              <w:jc w:val="center"/>
-            </w:pPr>
-          </w:p>
-        </w:tc>
-      </w:tr>
-      <w:tr>
-        <w:tc>
-          <w:tcPr>
-            <w:tcW w:type="dxa" w:w="636"/>
-          </w:tcPr>
-          <w:p>
-            <w:pPr>
-              <w:spacing w:after="0"/>
-              <w:ind w:left="360"/>
-            </w:pPr>
-            <w:r>
-              <w:rPr>
-                <w:rFonts w:ascii="Adani" w:hAnsi="Adani" w:eastAsia="Adani" w:cs="Adani"/>
-                <w:b w:val="0"/>
-                <w:sz w:val="23"/>
-              </w:rPr>
-              <w:t>9</w:t>
-            </w:r>
-          </w:p>
-        </w:tc>
-        <w:tc>
-          <w:tcPr>
-            <w:tcW w:type="dxa" w:w="3864"/>
-          </w:tcPr>
-          <w:p>
-            <w:pPr>
-              <w:spacing w:after="0"/>
-              <w:jc w:val="both"/>
-            </w:pPr>
-            <w:r>
-              <w:rPr>
-                <w:rFonts w:ascii="Adani" w:hAnsi="Adani" w:eastAsia="Adani" w:cs="Adani"/>
-                <w:b w:val="0"/>
-                <w:sz w:val="23"/>
-              </w:rPr>
-              <w:t>GUJARAT ROAD AND INFRASTRUCTURE COMPANY LIMITED</w:t>
-            </w:r>
-          </w:p>
-        </w:tc>
-        <w:tc>
-          <w:tcPr>
-            <w:tcW w:type="dxa" w:w="2610"/>
-          </w:tcPr>
-          <w:p>
-            <w:pPr>
-              <w:spacing w:after="0"/>
-              <w:jc w:val="center"/>
-            </w:pPr>
-            <w:r>
-              <w:rPr>
-                <w:rFonts w:ascii="Adani" w:hAnsi="Adani" w:eastAsia="Adani" w:cs="Adani"/>
-                <w:b w:val="0"/>
-                <w:sz w:val="23"/>
-              </w:rPr>
-              <w:t>28/03/2021</w:t>
             </w:r>
           </w:p>
         </w:tc>
@@ -1032,146 +1032,6 @@
                 <w:b w:val="0"/>
                 <w:sz w:val="23"/>
               </w:rPr>
-              <w:t>SADBHAV HYBRID ANNUITY PROJECTS LIMITED</w:t>
-            </w:r>
-          </w:p>
-        </w:tc>
-        <w:tc>
-          <w:tcPr>
-            <w:tcW w:type="dxa" w:w="2610"/>
-          </w:tcPr>
-          <w:p>
-            <w:pPr>
-              <w:spacing w:after="0"/>
-              <w:jc w:val="center"/>
-            </w:pPr>
-            <w:r>
-              <w:rPr>
-                <w:rFonts w:ascii="Adani" w:hAnsi="Adani" w:eastAsia="Adani" w:cs="Adani"/>
-                <w:b w:val="0"/>
-                <w:sz w:val="23"/>
-              </w:rPr>
-              <w:t>26/06/2018</w:t>
-            </w:r>
-          </w:p>
-        </w:tc>
-        <w:tc>
-          <w:tcPr>
-            <w:tcW w:type="dxa" w:w="2250"/>
-          </w:tcPr>
-          <w:p>
-            <w:pPr>
-              <w:spacing w:after="0"/>
-              <w:jc w:val="center"/>
-            </w:pPr>
-          </w:p>
-        </w:tc>
-      </w:tr>
-      <w:tr>
-        <w:tc>
-          <w:tcPr>
-            <w:tcW w:type="dxa" w:w="636"/>
-          </w:tcPr>
-          <w:p>
-            <w:pPr>
-              <w:spacing w:after="0"/>
-              <w:ind w:left="360"/>
-            </w:pPr>
-            <w:r>
-              <w:rPr>
-                <w:rFonts w:ascii="Adani" w:hAnsi="Adani" w:eastAsia="Adani" w:cs="Adani"/>
-                <w:b w:val="0"/>
-                <w:sz w:val="23"/>
-              </w:rPr>
-              <w:t>12</w:t>
-            </w:r>
-          </w:p>
-        </w:tc>
-        <w:tc>
-          <w:tcPr>
-            <w:tcW w:type="dxa" w:w="3864"/>
-          </w:tcPr>
-          <w:p>
-            <w:pPr>
-              <w:spacing w:after="0"/>
-              <w:jc w:val="both"/>
-            </w:pPr>
-            <w:r>
-              <w:rPr>
-                <w:rFonts w:ascii="Adani" w:hAnsi="Adani" w:eastAsia="Adani" w:cs="Adani"/>
-                <w:b w:val="0"/>
-                <w:sz w:val="23"/>
-              </w:rPr>
-              <w:t>MAHARASHTRA BORDER CHECK POST NETWORK LIMITED</w:t>
-            </w:r>
-          </w:p>
-        </w:tc>
-        <w:tc>
-          <w:tcPr>
-            <w:tcW w:type="dxa" w:w="2610"/>
-          </w:tcPr>
-          <w:p>
-            <w:pPr>
-              <w:spacing w:after="0"/>
-              <w:jc w:val="center"/>
-            </w:pPr>
-            <w:r>
-              <w:rPr>
-                <w:rFonts w:ascii="Adani" w:hAnsi="Adani" w:eastAsia="Adani" w:cs="Adani"/>
-                <w:b w:val="0"/>
-                <w:sz w:val="23"/>
-              </w:rPr>
-              <w:t>29/01/2018</w:t>
-            </w:r>
-          </w:p>
-        </w:tc>
-        <w:tc>
-          <w:tcPr>
-            <w:tcW w:type="dxa" w:w="2250"/>
-          </w:tcPr>
-          <w:p>
-            <w:pPr>
-              <w:spacing w:after="0"/>
-              <w:jc w:val="center"/>
-            </w:pPr>
-          </w:p>
-        </w:tc>
-      </w:tr>
-      <w:tr>
-        <w:tc>
-          <w:tcPr>
-            <w:tcW w:type="dxa" w:w="636"/>
-          </w:tcPr>
-          <w:p>
-            <w:pPr>
-              <w:spacing w:after="0"/>
-              <w:ind w:left="360"/>
-            </w:pPr>
-            <w:r>
-              <w:rPr>
-                <w:rFonts w:ascii="Adani" w:hAnsi="Adani" w:eastAsia="Adani" w:cs="Adani"/>
-                <w:b w:val="0"/>
-                <w:sz w:val="23"/>
-              </w:rPr>
-              <w:t>13</w:t>
-            </w:r>
-          </w:p>
-        </w:tc>
-        <w:tc>
-          <w:tcPr>
-            <w:tcW w:type="dxa" w:w="3864"/>
-          </w:tcPr>
-          <w:p>
-            <w:pPr>
-              <w:spacing w:after="0"/>
-              <w:jc w:val="both"/>
-            </w:pPr>
-            <w:r>
-              <w:rPr>
-                <w:rFonts w:ascii="Adani" w:hAnsi="Adani" w:eastAsia="Adani" w:cs="Adani"/>
-                <w:b w:val="0"/>
-                <w:sz w:val="23"/>
-              </w:rPr>
               <w:t>KRV INSOLVENCY PROFESSIONALS LLP</w:t>
             </w:r>
           </w:p>
@@ -1223,7 +1083,7 @@
                 <w:b w:val="0"/>
                 <w:sz w:val="23"/>
               </w:rPr>
-              <w:t>14</w:t>
+              <w:t>12</w:t>
             </w:r>
           </w:p>
         </w:tc>
@@ -1293,7 +1153,7 @@
                 <w:b w:val="0"/>
                 <w:sz w:val="23"/>
               </w:rPr>
-              <w:t>15</w:t>
+              <w:t>13</w:t>
             </w:r>
           </w:p>
         </w:tc>
@@ -1363,7 +1223,7 @@
                 <w:b w:val="0"/>
                 <w:sz w:val="23"/>
               </w:rPr>
-              <w:t>16</w:t>
+              <w:t>14</w:t>
             </w:r>
           </w:p>
         </w:tc>
@@ -1382,7 +1242,7 @@
                 <w:b w:val="0"/>
                 <w:sz w:val="23"/>
               </w:rPr>
-              <w:t>JOHN ENERGY LIMITED</w:t>
+              <w:t>YAN ADVISORY SERVICES PRIVATE LIMITED</w:t>
             </w:r>
           </w:p>
         </w:tc>
@@ -1401,7 +1261,7 @@
                 <w:b w:val="0"/>
                 <w:sz w:val="23"/>
               </w:rPr>
-              <w:t>27/02/2009</w:t>
+              <w:t>05/02/2007</w:t>
             </w:r>
           </w:p>
         </w:tc>
@@ -1433,7 +1293,77 @@
                 <w:b w:val="0"/>
                 <w:sz w:val="23"/>
               </w:rPr>
-              <w:t>17</w:t>
+              <w:t>15</w:t>
+            </w:r>
+          </w:p>
+        </w:tc>
+        <w:tc>
+          <w:tcPr>
+            <w:tcW w:type="dxa" w:w="3864"/>
+          </w:tcPr>
+          <w:p>
+            <w:pPr>
+              <w:spacing w:after="0"/>
+              <w:jc w:val="both"/>
+            </w:pPr>
+            <w:r>
+              <w:rPr>
+                <w:rFonts w:ascii="Adani" w:hAnsi="Adani" w:eastAsia="Adani" w:cs="Adani"/>
+                <w:b w:val="0"/>
+                <w:sz w:val="23"/>
+              </w:rPr>
+              <w:t>AMITY CONSULTANTS PRIVATE LIMITED</w:t>
+            </w:r>
+          </w:p>
+        </w:tc>
+        <w:tc>
+          <w:tcPr>
+            <w:tcW w:type="dxa" w:w="2610"/>
+          </w:tcPr>
+          <w:p>
+            <w:pPr>
+              <w:spacing w:after="0"/>
+              <w:jc w:val="center"/>
+            </w:pPr>
+            <w:r>
+              <w:rPr>
+                <w:rFonts w:ascii="Adani" w:hAnsi="Adani" w:eastAsia="Adani" w:cs="Adani"/>
+                <w:b w:val="0"/>
+                <w:sz w:val="23"/>
+              </w:rPr>
+              <w:t>20/12/2004</w:t>
+            </w:r>
+          </w:p>
+        </w:tc>
+        <w:tc>
+          <w:tcPr>
+            <w:tcW w:type="dxa" w:w="2250"/>
+          </w:tcPr>
+          <w:p>
+            <w:pPr>
+              <w:spacing w:after="0"/>
+              <w:jc w:val="center"/>
+            </w:pPr>
+          </w:p>
+        </w:tc>
+      </w:tr>
+      <w:tr>
+        <w:tc>
+          <w:tcPr>
+            <w:tcW w:type="dxa" w:w="636"/>
+          </w:tcPr>
+          <w:p>
+            <w:pPr>
+              <w:spacing w:after="0"/>
+              <w:ind w:left="360"/>
+            </w:pPr>
+            <w:r>
+              <w:rPr>
+                <w:rFonts w:ascii="Adani" w:hAnsi="Adani" w:eastAsia="Adani" w:cs="Adani"/>
+                <w:b w:val="0"/>
+                <w:sz w:val="23"/>
+              </w:rPr>
+              <w:t>16</w:t>
             </w:r>
           </w:p>
         </w:tc>
@@ -1472,76 +1402,6 @@
                 <w:sz w:val="23"/>
               </w:rPr>
               <w:t>15/12/2003</w:t>
-            </w:r>
-          </w:p>
-        </w:tc>
-        <w:tc>
-          <w:tcPr>
-            <w:tcW w:type="dxa" w:w="2250"/>
-          </w:tcPr>
-          <w:p>
-            <w:pPr>
-              <w:spacing w:after="0"/>
-              <w:jc w:val="center"/>
-            </w:pPr>
-          </w:p>
-        </w:tc>
-      </w:tr>
-      <w:tr>
-        <w:tc>
-          <w:tcPr>
-            <w:tcW w:type="dxa" w:w="636"/>
-          </w:tcPr>
-          <w:p>
-            <w:pPr>
-              <w:spacing w:after="0"/>
-              <w:ind w:left="360"/>
-            </w:pPr>
-            <w:r>
-              <w:rPr>
-                <w:rFonts w:ascii="Adani" w:hAnsi="Adani" w:eastAsia="Adani" w:cs="Adani"/>
-                <w:b w:val="0"/>
-                <w:sz w:val="23"/>
-              </w:rPr>
-              <w:t>18</w:t>
-            </w:r>
-          </w:p>
-        </w:tc>
-        <w:tc>
-          <w:tcPr>
-            <w:tcW w:type="dxa" w:w="3864"/>
-          </w:tcPr>
-          <w:p>
-            <w:pPr>
-              <w:spacing w:after="0"/>
-              <w:jc w:val="both"/>
-            </w:pPr>
-            <w:r>
-              <w:rPr>
-                <w:rFonts w:ascii="Adani" w:hAnsi="Adani" w:eastAsia="Adani" w:cs="Adani"/>
-                <w:b w:val="0"/>
-                <w:sz w:val="23"/>
-              </w:rPr>
-              <w:t>RENI CONSULTANTS PRIVATE LIMITED</w:t>
-            </w:r>
-          </w:p>
-        </w:tc>
-        <w:tc>
-          <w:tcPr>
-            <w:tcW w:type="dxa" w:w="2610"/>
-          </w:tcPr>
-          <w:p>
-            <w:pPr>
-              <w:spacing w:after="0"/>
-              <w:jc w:val="center"/>
-            </w:pPr>
-            <w:r>
-              <w:rPr>
-                <w:rFonts w:ascii="Adani" w:hAnsi="Adani" w:eastAsia="Adani" w:cs="Adani"/>
-                <w:b w:val="0"/>
-                <w:sz w:val="23"/>
-              </w:rPr>
-              <w:t>11/07/2000</w:t>
             </w:r>
           </w:p>
         </w:tc>
@@ -1657,7 +1517,7 @@
           <w:b w:val="0"/>
           <w:sz w:val="23"/>
         </w:rPr>
-        <w:t xml:space="preserve">Date: 07th May, 2026</w:t>
+        <w:t xml:space="preserve">Date: 15th May, 2026</w:t>
         <w:tab/>
       </w:r>
     </w:p>

--- a/Backend/Director_Disclosure/Output_Disclosures/2024-25/YAN_ADVISORY_SERVICES_PRIVATE_LIMITED/DIR-8/DIR8_RAVI_KAPOOR_00003847.docx
+++ b/Backend/Director_Disclosure/Output_Disclosures/2024-25/YAN_ADVISORY_SERVICES_PRIVATE_LIMITED/DIR-8/DIR8_RAVI_KAPOOR_00003847.docx
@@ -1517,7 +1517,7 @@
           <w:b w:val="0"/>
           <w:sz w:val="23"/>
         </w:rPr>
-        <w:t xml:space="preserve">Date: 15th May, 2026</w:t>
+        <w:t xml:space="preserve">Date: 27th May, 2026</w:t>
         <w:tab/>
       </w:r>
     </w:p>
